--- a/1150080145 11_cnpm2 BuiThiMyLinh OOD buoi9 .docx
+++ b/1150080145 11_cnpm2 BuiThiMyLinh OOD buoi9 .docx
@@ -1494,6 +1494,7 @@
       <w:r>
         <w:rPr>
           <w:rFonts w:asciiTheme="majorHAnsi" w:hAnsiTheme="majorHAnsi" w:cstheme="majorHAnsi"/>
+          <w:noProof/>
           <w:sz w:val="24"/>
           <w:szCs w:val="24"/>
           <w:lang w:val="en-US"/>
@@ -1583,6 +1584,7 @@
       <w:r>
         <w:rPr>
           <w:rFonts w:asciiTheme="majorHAnsi" w:hAnsiTheme="majorHAnsi" w:cstheme="majorHAnsi"/>
+          <w:noProof/>
           <w:sz w:val="24"/>
           <w:szCs w:val="24"/>
           <w:lang w:val="en-US"/>
@@ -1656,6 +1658,7 @@
       <w:r>
         <w:rPr>
           <w:rFonts w:asciiTheme="majorHAnsi" w:hAnsiTheme="majorHAnsi" w:cstheme="majorHAnsi"/>
+          <w:noProof/>
           <w:sz w:val="24"/>
           <w:szCs w:val="24"/>
           <w:lang w:val="en-US"/>
@@ -1790,6 +1793,7 @@
       <w:r>
         <w:rPr>
           <w:rFonts w:asciiTheme="majorHAnsi" w:hAnsiTheme="majorHAnsi" w:cstheme="majorHAnsi"/>
+          <w:noProof/>
           <w:sz w:val="24"/>
           <w:szCs w:val="24"/>
           <w:lang w:val="en-US"/>
@@ -1864,6 +1868,7 @@
       <w:r>
         <w:rPr>
           <w:rFonts w:asciiTheme="majorHAnsi" w:hAnsiTheme="majorHAnsi" w:cstheme="majorHAnsi"/>
+          <w:noProof/>
           <w:sz w:val="24"/>
           <w:szCs w:val="24"/>
           <w:lang w:val="en-US"/>
@@ -1998,6 +2003,7 @@
       </w:pPr>
       <w:r>
         <w:rPr>
+          <w:noProof/>
           <w:sz w:val="17"/>
           <w:lang w:val="en-US"/>
         </w:rPr>
@@ -2601,10 +2607,1387 @@
         <w:pStyle w:val="BodyText"/>
         <w:spacing w:before="7"/>
         <w:rPr>
-          <w:sz w:val="17"/>
-          <w:lang w:val="en-US"/>
-        </w:rPr>
-      </w:pPr>
+          <w:rFonts w:asciiTheme="majorHAnsi" w:hAnsiTheme="majorHAnsi" w:cstheme="majorHAnsi"/>
+          <w:sz w:val="24"/>
+          <w:szCs w:val="24"/>
+          <w:lang w:val="en-US"/>
+        </w:rPr>
+      </w:pPr>
+      <w:r>
+        <w:rPr>
+          <w:rFonts w:asciiTheme="majorHAnsi" w:hAnsiTheme="majorHAnsi" w:cstheme="majorHAnsi"/>
+          <w:sz w:val="24"/>
+          <w:szCs w:val="24"/>
+          <w:lang w:val="en-US"/>
+        </w:rPr>
+        <w:t>Thực hành 1: Cài đặt tiện tích Report Viewer trên Visual Studio 2022.</w:t>
+      </w:r>
+    </w:p>
+    <w:p>
+      <w:pPr>
+        <w:pStyle w:val="BodyText"/>
+        <w:spacing w:before="7"/>
+        <w:rPr>
+          <w:rFonts w:asciiTheme="majorHAnsi" w:hAnsiTheme="majorHAnsi" w:cstheme="majorHAnsi"/>
+          <w:sz w:val="24"/>
+          <w:szCs w:val="24"/>
+          <w:lang w:val="en-US"/>
+        </w:rPr>
+      </w:pPr>
+      <w:r>
+        <w:rPr>
+          <w:rFonts w:asciiTheme="majorHAnsi" w:hAnsiTheme="majorHAnsi" w:cstheme="majorHAnsi"/>
+          <w:sz w:val="24"/>
+          <w:szCs w:val="24"/>
+          <w:lang w:val="en-US"/>
+        </w:rPr>
+        <w:t>− Thêm Extensions Reporting.</w:t>
+      </w:r>
+    </w:p>
+    <w:p>
+      <w:pPr>
+        <w:pStyle w:val="BodyText"/>
+        <w:spacing w:before="7"/>
+        <w:rPr>
+          <w:rFonts w:asciiTheme="majorHAnsi" w:hAnsiTheme="majorHAnsi" w:cstheme="majorHAnsi"/>
+          <w:sz w:val="24"/>
+          <w:szCs w:val="24"/>
+          <w:lang w:val="en-US"/>
+        </w:rPr>
+      </w:pPr>
+      <w:r>
+        <w:rPr>
+          <w:rFonts w:asciiTheme="majorHAnsi" w:hAnsiTheme="majorHAnsi" w:cstheme="majorHAnsi"/>
+          <w:sz w:val="24"/>
+          <w:szCs w:val="24"/>
+          <w:lang w:val="en-US"/>
+        </w:rPr>
+        <w:lastRenderedPageBreak/>
+        <w:drawing>
+          <wp:inline distT="0" distB="0" distL="0" distR="0" wp14:anchorId="6D9BD02E" wp14:editId="6A7E0B07">
+            <wp:extent cx="5943600" cy="4288155"/>
+            <wp:effectExtent l="19050" t="19050" r="19050" b="17145"/>
+            <wp:docPr id="2" name="Picture 2"/>
+            <wp:cNvGraphicFramePr>
+              <a:graphicFrameLocks xmlns:a="http://schemas.openxmlformats.org/drawingml/2006/main" noChangeAspect="1"/>
+            </wp:cNvGraphicFramePr>
+            <a:graphic xmlns:a="http://schemas.openxmlformats.org/drawingml/2006/main">
+              <a:graphicData uri="http://schemas.openxmlformats.org/drawingml/2006/picture">
+                <pic:pic xmlns:pic="http://schemas.openxmlformats.org/drawingml/2006/picture">
+                  <pic:nvPicPr>
+                    <pic:cNvPr id="1" name=""/>
+                    <pic:cNvPicPr/>
+                  </pic:nvPicPr>
+                  <pic:blipFill>
+                    <a:blip r:embed="rId22"/>
+                    <a:stretch>
+                      <a:fillRect/>
+                    </a:stretch>
+                  </pic:blipFill>
+                  <pic:spPr>
+                    <a:xfrm>
+                      <a:off x="0" y="0"/>
+                      <a:ext cx="5943600" cy="4288155"/>
+                    </a:xfrm>
+                    <a:prstGeom prst="rect">
+                      <a:avLst/>
+                    </a:prstGeom>
+                    <a:ln>
+                      <a:solidFill>
+                        <a:schemeClr val="tx1"/>
+                      </a:solidFill>
+                    </a:ln>
+                  </pic:spPr>
+                </pic:pic>
+              </a:graphicData>
+            </a:graphic>
+          </wp:inline>
+        </w:drawing>
+      </w:r>
+    </w:p>
+    <w:p>
+      <w:pPr>
+        <w:pStyle w:val="BodyText"/>
+        <w:spacing w:before="7"/>
+        <w:rPr>
+          <w:rFonts w:asciiTheme="majorHAnsi" w:hAnsiTheme="majorHAnsi" w:cstheme="majorHAnsi"/>
+          <w:sz w:val="24"/>
+          <w:szCs w:val="24"/>
+          <w:lang w:val="en-US"/>
+        </w:rPr>
+      </w:pPr>
+      <w:r>
+        <w:rPr>
+          <w:rFonts w:asciiTheme="majorHAnsi" w:hAnsiTheme="majorHAnsi" w:cstheme="majorHAnsi"/>
+          <w:sz w:val="24"/>
+          <w:szCs w:val="24"/>
+          <w:lang w:val="en-US"/>
+        </w:rPr>
+        <w:t>− Chuột phải vào project, chọn Manage NuGet Packages ...</w:t>
+      </w:r>
+    </w:p>
+    <w:p>
+      <w:pPr>
+        <w:pStyle w:val="BodyText"/>
+        <w:spacing w:before="7"/>
+        <w:rPr>
+          <w:rFonts w:asciiTheme="majorHAnsi" w:hAnsiTheme="majorHAnsi" w:cstheme="majorHAnsi"/>
+          <w:sz w:val="24"/>
+          <w:szCs w:val="24"/>
+          <w:lang w:val="en-US"/>
+        </w:rPr>
+      </w:pPr>
+      <w:r>
+        <w:rPr>
+          <w:rFonts w:asciiTheme="majorHAnsi" w:hAnsiTheme="majorHAnsi" w:cstheme="majorHAnsi"/>
+          <w:sz w:val="24"/>
+          <w:szCs w:val="24"/>
+          <w:lang w:val="en-US"/>
+        </w:rPr>
+        <w:lastRenderedPageBreak/>
+        <w:drawing>
+          <wp:inline distT="0" distB="0" distL="0" distR="0" wp14:anchorId="0C694A11" wp14:editId="5EB2FC88">
+            <wp:extent cx="5943600" cy="4288155"/>
+            <wp:effectExtent l="19050" t="19050" r="19050" b="17145"/>
+            <wp:docPr id="3" name="Picture 3"/>
+            <wp:cNvGraphicFramePr>
+              <a:graphicFrameLocks xmlns:a="http://schemas.openxmlformats.org/drawingml/2006/main" noChangeAspect="1"/>
+            </wp:cNvGraphicFramePr>
+            <a:graphic xmlns:a="http://schemas.openxmlformats.org/drawingml/2006/main">
+              <a:graphicData uri="http://schemas.openxmlformats.org/drawingml/2006/picture">
+                <pic:pic xmlns:pic="http://schemas.openxmlformats.org/drawingml/2006/picture">
+                  <pic:nvPicPr>
+                    <pic:cNvPr id="1" name=""/>
+                    <pic:cNvPicPr/>
+                  </pic:nvPicPr>
+                  <pic:blipFill>
+                    <a:blip r:embed="rId23"/>
+                    <a:stretch>
+                      <a:fillRect/>
+                    </a:stretch>
+                  </pic:blipFill>
+                  <pic:spPr>
+                    <a:xfrm>
+                      <a:off x="0" y="0"/>
+                      <a:ext cx="5943600" cy="4288155"/>
+                    </a:xfrm>
+                    <a:prstGeom prst="rect">
+                      <a:avLst/>
+                    </a:prstGeom>
+                    <a:ln>
+                      <a:solidFill>
+                        <a:schemeClr val="tx1"/>
+                      </a:solidFill>
+                    </a:ln>
+                  </pic:spPr>
+                </pic:pic>
+              </a:graphicData>
+            </a:graphic>
+          </wp:inline>
+        </w:drawing>
+      </w:r>
+    </w:p>
+    <w:p>
+      <w:pPr>
+        <w:pStyle w:val="BodyText"/>
+        <w:spacing w:before="7"/>
+        <w:rPr>
+          <w:rFonts w:asciiTheme="majorHAnsi" w:hAnsiTheme="majorHAnsi" w:cstheme="majorHAnsi"/>
+          <w:sz w:val="24"/>
+          <w:szCs w:val="24"/>
+          <w:lang w:val="en-US"/>
+        </w:rPr>
+      </w:pPr>
+      <w:r>
+        <w:rPr>
+          <w:rFonts w:asciiTheme="majorHAnsi" w:hAnsiTheme="majorHAnsi" w:cstheme="majorHAnsi"/>
+          <w:sz w:val="24"/>
+          <w:szCs w:val="24"/>
+          <w:lang w:val="en-US"/>
+        </w:rPr>
+        <w:t>− Tại cửa sổ quản lý NuGet, chọn tab Browse và nhập “reportviewercontrol”</w:t>
+      </w:r>
+    </w:p>
+    <w:p>
+      <w:pPr>
+        <w:pStyle w:val="BodyText"/>
+        <w:spacing w:before="7"/>
+        <w:rPr>
+          <w:rFonts w:asciiTheme="majorHAnsi" w:hAnsiTheme="majorHAnsi" w:cstheme="majorHAnsi"/>
+          <w:sz w:val="24"/>
+          <w:szCs w:val="24"/>
+          <w:lang w:val="en-US"/>
+        </w:rPr>
+      </w:pPr>
+      <w:r>
+        <w:rPr>
+          <w:rFonts w:asciiTheme="majorHAnsi" w:hAnsiTheme="majorHAnsi" w:cstheme="majorHAnsi"/>
+          <w:sz w:val="24"/>
+          <w:szCs w:val="24"/>
+          <w:lang w:val="en-US"/>
+        </w:rPr>
+        <w:t>vào ô tìm kiếm. Chọn đúng control cho Winform để cài đặt.</w:t>
+      </w:r>
+    </w:p>
+    <w:p>
+      <w:pPr>
+        <w:pStyle w:val="BodyText"/>
+        <w:spacing w:before="7"/>
+        <w:rPr>
+          <w:rFonts w:asciiTheme="majorHAnsi" w:hAnsiTheme="majorHAnsi" w:cstheme="majorHAnsi"/>
+          <w:sz w:val="24"/>
+          <w:szCs w:val="24"/>
+          <w:lang w:val="en-US"/>
+        </w:rPr>
+      </w:pPr>
+      <w:r>
+        <w:rPr>
+          <w:rFonts w:asciiTheme="majorHAnsi" w:hAnsiTheme="majorHAnsi" w:cstheme="majorHAnsi"/>
+          <w:sz w:val="24"/>
+          <w:szCs w:val="24"/>
+          <w:lang w:val="en-US"/>
+        </w:rPr>
+        <w:drawing>
+          <wp:inline distT="0" distB="0" distL="0" distR="0" wp14:anchorId="5D2A00FA" wp14:editId="633CD74F">
+            <wp:extent cx="5943600" cy="2686685"/>
+            <wp:effectExtent l="19050" t="19050" r="19050" b="18415"/>
+            <wp:docPr id="7" name="Picture 7"/>
+            <wp:cNvGraphicFramePr>
+              <a:graphicFrameLocks xmlns:a="http://schemas.openxmlformats.org/drawingml/2006/main" noChangeAspect="1"/>
+            </wp:cNvGraphicFramePr>
+            <a:graphic xmlns:a="http://schemas.openxmlformats.org/drawingml/2006/main">
+              <a:graphicData uri="http://schemas.openxmlformats.org/drawingml/2006/picture">
+                <pic:pic xmlns:pic="http://schemas.openxmlformats.org/drawingml/2006/picture">
+                  <pic:nvPicPr>
+                    <pic:cNvPr id="1" name=""/>
+                    <pic:cNvPicPr/>
+                  </pic:nvPicPr>
+                  <pic:blipFill>
+                    <a:blip r:embed="rId24"/>
+                    <a:stretch>
+                      <a:fillRect/>
+                    </a:stretch>
+                  </pic:blipFill>
+                  <pic:spPr>
+                    <a:xfrm>
+                      <a:off x="0" y="0"/>
+                      <a:ext cx="5943600" cy="2686685"/>
+                    </a:xfrm>
+                    <a:prstGeom prst="rect">
+                      <a:avLst/>
+                    </a:prstGeom>
+                    <a:ln>
+                      <a:solidFill>
+                        <a:schemeClr val="tx1"/>
+                      </a:solidFill>
+                    </a:ln>
+                  </pic:spPr>
+                </pic:pic>
+              </a:graphicData>
+            </a:graphic>
+          </wp:inline>
+        </w:drawing>
+      </w:r>
+    </w:p>
+    <w:p>
+      <w:pPr>
+        <w:pStyle w:val="BodyText"/>
+        <w:spacing w:before="7"/>
+        <w:rPr>
+          <w:rFonts w:asciiTheme="majorHAnsi" w:hAnsiTheme="majorHAnsi" w:cstheme="majorHAnsi"/>
+          <w:b/>
+          <w:bCs/>
+          <w:sz w:val="24"/>
+          <w:szCs w:val="24"/>
+          <w:lang w:val="en-US"/>
+        </w:rPr>
+      </w:pPr>
+      <w:r>
+        <w:rPr>
+          <w:rFonts w:asciiTheme="majorHAnsi" w:hAnsiTheme="majorHAnsi" w:cstheme="majorHAnsi"/>
+          <w:b/>
+          <w:bCs/>
+          <w:sz w:val="24"/>
+          <w:szCs w:val="24"/>
+          <w:lang w:val="en-US"/>
+        </w:rPr>
+        <w:t>Thực hành 2: Thiết kế trang báo cáo danh sách các sinh viên được lưu trong</w:t>
+      </w:r>
+    </w:p>
+    <w:p>
+      <w:pPr>
+        <w:pStyle w:val="BodyText"/>
+        <w:spacing w:before="7"/>
+        <w:rPr>
+          <w:rFonts w:asciiTheme="majorHAnsi" w:hAnsiTheme="majorHAnsi" w:cstheme="majorHAnsi"/>
+          <w:sz w:val="24"/>
+          <w:szCs w:val="24"/>
+          <w:lang w:val="en-US"/>
+        </w:rPr>
+      </w:pPr>
+      <w:r>
+        <w:rPr>
+          <w:rFonts w:asciiTheme="majorHAnsi" w:hAnsiTheme="majorHAnsi" w:cstheme="majorHAnsi"/>
+          <w:sz w:val="24"/>
+          <w:szCs w:val="24"/>
+          <w:lang w:val="en-US"/>
+        </w:rPr>
+        <w:t>CSDL Quản lý sinh viên.</w:t>
+      </w:r>
+    </w:p>
+    <w:p>
+      <w:pPr>
+        <w:pStyle w:val="BodyText"/>
+        <w:spacing w:before="7"/>
+        <w:rPr>
+          <w:rFonts w:asciiTheme="majorHAnsi" w:hAnsiTheme="majorHAnsi" w:cstheme="majorHAnsi"/>
+          <w:sz w:val="24"/>
+          <w:szCs w:val="24"/>
+          <w:lang w:val="en-US"/>
+        </w:rPr>
+      </w:pPr>
+      <w:r>
+        <w:rPr>
+          <w:rFonts w:asciiTheme="majorHAnsi" w:hAnsiTheme="majorHAnsi" w:cstheme="majorHAnsi"/>
+          <w:sz w:val="24"/>
+          <w:szCs w:val="24"/>
+          <w:lang w:val="en-US"/>
+        </w:rPr>
+        <w:t>− Thêm control Report Viewer từ Toolbox vào form.</w:t>
+      </w:r>
+    </w:p>
+    <w:p>
+      <w:pPr>
+        <w:pStyle w:val="BodyText"/>
+        <w:spacing w:before="7"/>
+        <w:rPr>
+          <w:rFonts w:asciiTheme="majorHAnsi" w:hAnsiTheme="majorHAnsi" w:cstheme="majorHAnsi"/>
+          <w:sz w:val="24"/>
+          <w:szCs w:val="24"/>
+          <w:lang w:val="en-US"/>
+        </w:rPr>
+      </w:pPr>
+      <w:r>
+        <w:rPr>
+          <w:rFonts w:asciiTheme="majorHAnsi" w:hAnsiTheme="majorHAnsi" w:cstheme="majorHAnsi"/>
+          <w:sz w:val="24"/>
+          <w:szCs w:val="24"/>
+          <w:lang w:val="en-US"/>
+        </w:rPr>
+        <w:t>− Thêm Item DataSet vào project. Sau đó đổi tên của DataSet thành</w:t>
+      </w:r>
+    </w:p>
+    <w:p>
+      <w:pPr>
+        <w:pStyle w:val="BodyText"/>
+        <w:spacing w:before="7"/>
+        <w:rPr>
+          <w:rFonts w:asciiTheme="majorHAnsi" w:hAnsiTheme="majorHAnsi" w:cstheme="majorHAnsi"/>
+          <w:sz w:val="24"/>
+          <w:szCs w:val="24"/>
+          <w:lang w:val="en-US"/>
+        </w:rPr>
+      </w:pPr>
+      <w:r>
+        <w:rPr>
+          <w:rFonts w:asciiTheme="majorHAnsi" w:hAnsiTheme="majorHAnsi" w:cstheme="majorHAnsi"/>
+          <w:sz w:val="24"/>
+          <w:szCs w:val="24"/>
+          <w:lang w:val="en-US"/>
+        </w:rPr>
+        <w:lastRenderedPageBreak/>
+        <w:t>dsSinhVien.xsd.</w:t>
+      </w:r>
+    </w:p>
+    <w:p>
+      <w:pPr>
+        <w:pStyle w:val="BodyText"/>
+        <w:spacing w:before="7"/>
+        <w:rPr>
+          <w:rFonts w:asciiTheme="majorHAnsi" w:hAnsiTheme="majorHAnsi" w:cstheme="majorHAnsi"/>
+          <w:sz w:val="24"/>
+          <w:szCs w:val="24"/>
+          <w:lang w:val="en-US"/>
+        </w:rPr>
+      </w:pPr>
+      <w:r>
+        <w:rPr>
+          <w:rFonts w:asciiTheme="majorHAnsi" w:hAnsiTheme="majorHAnsi" w:cstheme="majorHAnsi"/>
+          <w:sz w:val="24"/>
+          <w:szCs w:val="24"/>
+          <w:lang w:val="en-US"/>
+        </w:rPr>
+        <w:t>− Chuột phải vào vùng thiết kế DataSet, chọn Add &gt; DataTable ...</w:t>
+      </w:r>
+    </w:p>
+    <w:p>
+      <w:pPr>
+        <w:pStyle w:val="BodyText"/>
+        <w:spacing w:before="7"/>
+        <w:rPr>
+          <w:rFonts w:asciiTheme="majorHAnsi" w:hAnsiTheme="majorHAnsi" w:cstheme="majorHAnsi"/>
+          <w:sz w:val="24"/>
+          <w:szCs w:val="24"/>
+          <w:lang w:val="en-US"/>
+        </w:rPr>
+      </w:pPr>
+      <w:r>
+        <w:rPr>
+          <w:rFonts w:asciiTheme="majorHAnsi" w:hAnsiTheme="majorHAnsi" w:cstheme="majorHAnsi"/>
+          <w:sz w:val="24"/>
+          <w:szCs w:val="24"/>
+          <w:lang w:val="en-US"/>
+        </w:rPr>
+        <w:drawing>
+          <wp:inline distT="0" distB="0" distL="0" distR="0" wp14:anchorId="2D80AE58" wp14:editId="56839872">
+            <wp:extent cx="5887272" cy="3934374"/>
+            <wp:effectExtent l="19050" t="19050" r="18415" b="28575"/>
+            <wp:docPr id="9" name="Picture 9"/>
+            <wp:cNvGraphicFramePr>
+              <a:graphicFrameLocks xmlns:a="http://schemas.openxmlformats.org/drawingml/2006/main" noChangeAspect="1"/>
+            </wp:cNvGraphicFramePr>
+            <a:graphic xmlns:a="http://schemas.openxmlformats.org/drawingml/2006/main">
+              <a:graphicData uri="http://schemas.openxmlformats.org/drawingml/2006/picture">
+                <pic:pic xmlns:pic="http://schemas.openxmlformats.org/drawingml/2006/picture">
+                  <pic:nvPicPr>
+                    <pic:cNvPr id="1" name=""/>
+                    <pic:cNvPicPr/>
+                  </pic:nvPicPr>
+                  <pic:blipFill>
+                    <a:blip r:embed="rId25"/>
+                    <a:stretch>
+                      <a:fillRect/>
+                    </a:stretch>
+                  </pic:blipFill>
+                  <pic:spPr>
+                    <a:xfrm>
+                      <a:off x="0" y="0"/>
+                      <a:ext cx="5887272" cy="3934374"/>
+                    </a:xfrm>
+                    <a:prstGeom prst="rect">
+                      <a:avLst/>
+                    </a:prstGeom>
+                    <a:ln>
+                      <a:solidFill>
+                        <a:schemeClr val="tx1"/>
+                      </a:solidFill>
+                    </a:ln>
+                  </pic:spPr>
+                </pic:pic>
+              </a:graphicData>
+            </a:graphic>
+          </wp:inline>
+        </w:drawing>
+      </w:r>
+    </w:p>
+    <w:p>
+      <w:pPr>
+        <w:pStyle w:val="BodyText"/>
+        <w:spacing w:before="7"/>
+        <w:rPr>
+          <w:rFonts w:asciiTheme="majorHAnsi" w:hAnsiTheme="majorHAnsi" w:cstheme="majorHAnsi"/>
+          <w:sz w:val="24"/>
+          <w:szCs w:val="24"/>
+          <w:lang w:val="en-US"/>
+        </w:rPr>
+      </w:pPr>
+    </w:p>
+    <w:p>
+      <w:pPr>
+        <w:pStyle w:val="BodyText"/>
+        <w:spacing w:before="7"/>
+        <w:rPr>
+          <w:rFonts w:asciiTheme="majorHAnsi" w:hAnsiTheme="majorHAnsi" w:cstheme="majorHAnsi"/>
+          <w:sz w:val="24"/>
+          <w:szCs w:val="24"/>
+          <w:lang w:val="en-US"/>
+        </w:rPr>
+      </w:pPr>
+      <w:r>
+        <w:rPr>
+          <w:rFonts w:asciiTheme="majorHAnsi" w:hAnsiTheme="majorHAnsi" w:cstheme="majorHAnsi"/>
+          <w:sz w:val="24"/>
+          <w:szCs w:val="24"/>
+          <w:lang w:val="en-US"/>
+        </w:rPr>
+        <w:t>− Sau khi đổi tên bảng thành SinhVien, chuột phải vào tên bảng, chọn Add &gt;</w:t>
+      </w:r>
+    </w:p>
+    <w:p>
+      <w:pPr>
+        <w:pStyle w:val="BodyText"/>
+        <w:spacing w:before="7"/>
+        <w:rPr>
+          <w:rFonts w:asciiTheme="majorHAnsi" w:hAnsiTheme="majorHAnsi" w:cstheme="majorHAnsi"/>
+          <w:sz w:val="24"/>
+          <w:szCs w:val="24"/>
+          <w:lang w:val="en-US"/>
+        </w:rPr>
+      </w:pPr>
+      <w:r>
+        <w:rPr>
+          <w:rFonts w:asciiTheme="majorHAnsi" w:hAnsiTheme="majorHAnsi" w:cstheme="majorHAnsi"/>
+          <w:sz w:val="24"/>
+          <w:szCs w:val="24"/>
+          <w:lang w:val="en-US"/>
+        </w:rPr>
+        <w:t>Column hoặc sử dụng phím tắt Ctrl + L.</w:t>
+      </w:r>
+    </w:p>
+    <w:p>
+      <w:pPr>
+        <w:pStyle w:val="BodyText"/>
+        <w:spacing w:before="7"/>
+        <w:rPr>
+          <w:rFonts w:asciiTheme="majorHAnsi" w:hAnsiTheme="majorHAnsi" w:cstheme="majorHAnsi"/>
+          <w:sz w:val="24"/>
+          <w:szCs w:val="24"/>
+          <w:lang w:val="en-US"/>
+        </w:rPr>
+      </w:pPr>
+      <w:r>
+        <w:rPr>
+          <w:rFonts w:asciiTheme="majorHAnsi" w:hAnsiTheme="majorHAnsi" w:cstheme="majorHAnsi"/>
+          <w:sz w:val="24"/>
+          <w:szCs w:val="24"/>
+          <w:lang w:val="en-US"/>
+        </w:rPr>
+        <w:lastRenderedPageBreak/>
+        <w:t>V</w:t>
+      </w:r>
+      <w:r>
+        <w:rPr>
+          <w:rFonts w:asciiTheme="majorHAnsi" w:hAnsiTheme="majorHAnsi" w:cstheme="majorHAnsi"/>
+          <w:sz w:val="24"/>
+          <w:szCs w:val="24"/>
+          <w:lang w:val="en-US"/>
+        </w:rPr>
+        <w:drawing>
+          <wp:inline distT="0" distB="0" distL="0" distR="0" wp14:anchorId="68EC2E47" wp14:editId="0A98731B">
+            <wp:extent cx="5553850" cy="3296110"/>
+            <wp:effectExtent l="19050" t="19050" r="27940" b="19050"/>
+            <wp:docPr id="11" name="Picture 11"/>
+            <wp:cNvGraphicFramePr>
+              <a:graphicFrameLocks xmlns:a="http://schemas.openxmlformats.org/drawingml/2006/main" noChangeAspect="1"/>
+            </wp:cNvGraphicFramePr>
+            <a:graphic xmlns:a="http://schemas.openxmlformats.org/drawingml/2006/main">
+              <a:graphicData uri="http://schemas.openxmlformats.org/drawingml/2006/picture">
+                <pic:pic xmlns:pic="http://schemas.openxmlformats.org/drawingml/2006/picture">
+                  <pic:nvPicPr>
+                    <pic:cNvPr id="1" name=""/>
+                    <pic:cNvPicPr/>
+                  </pic:nvPicPr>
+                  <pic:blipFill>
+                    <a:blip r:embed="rId26"/>
+                    <a:stretch>
+                      <a:fillRect/>
+                    </a:stretch>
+                  </pic:blipFill>
+                  <pic:spPr>
+                    <a:xfrm>
+                      <a:off x="0" y="0"/>
+                      <a:ext cx="5553850" cy="3296110"/>
+                    </a:xfrm>
+                    <a:prstGeom prst="rect">
+                      <a:avLst/>
+                    </a:prstGeom>
+                    <a:ln>
+                      <a:solidFill>
+                        <a:schemeClr val="tx1"/>
+                      </a:solidFill>
+                    </a:ln>
+                  </pic:spPr>
+                </pic:pic>
+              </a:graphicData>
+            </a:graphic>
+          </wp:inline>
+        </w:drawing>
+      </w:r>
+    </w:p>
+    <w:p>
+      <w:pPr>
+        <w:pStyle w:val="BodyText"/>
+        <w:spacing w:before="7"/>
+        <w:rPr>
+          <w:rFonts w:asciiTheme="majorHAnsi" w:hAnsiTheme="majorHAnsi" w:cstheme="majorHAnsi"/>
+          <w:sz w:val="24"/>
+          <w:szCs w:val="24"/>
+          <w:lang w:val="en-US"/>
+        </w:rPr>
+      </w:pPr>
+      <w:r>
+        <w:rPr>
+          <w:rFonts w:asciiTheme="majorHAnsi" w:hAnsiTheme="majorHAnsi" w:cstheme="majorHAnsi"/>
+          <w:sz w:val="24"/>
+          <w:szCs w:val="24"/>
+          <w:lang w:val="en-US"/>
+        </w:rPr>
+        <w:t>− Tại đây, ta thêm các cột cho bảng. Lưu ý, tên cột phải trùng khớp với tên</w:t>
+      </w:r>
+    </w:p>
+    <w:p>
+      <w:pPr>
+        <w:pStyle w:val="BodyText"/>
+        <w:spacing w:before="7"/>
+        <w:rPr>
+          <w:rFonts w:asciiTheme="majorHAnsi" w:hAnsiTheme="majorHAnsi" w:cstheme="majorHAnsi"/>
+          <w:sz w:val="24"/>
+          <w:szCs w:val="24"/>
+          <w:lang w:val="en-US"/>
+        </w:rPr>
+      </w:pPr>
+      <w:r>
+        <w:rPr>
+          <w:rFonts w:asciiTheme="majorHAnsi" w:hAnsiTheme="majorHAnsi" w:cstheme="majorHAnsi"/>
+          <w:sz w:val="24"/>
+          <w:szCs w:val="24"/>
+          <w:lang w:val="en-US"/>
+        </w:rPr>
+        <w:t>trường trong CSDL.</w:t>
+      </w:r>
+    </w:p>
+    <w:p>
+      <w:pPr>
+        <w:pStyle w:val="BodyText"/>
+        <w:spacing w:before="7"/>
+        <w:rPr>
+          <w:rFonts w:asciiTheme="majorHAnsi" w:hAnsiTheme="majorHAnsi" w:cstheme="majorHAnsi"/>
+          <w:sz w:val="24"/>
+          <w:szCs w:val="24"/>
+          <w:lang w:val="en-US"/>
+        </w:rPr>
+      </w:pPr>
+      <w:r>
+        <w:rPr>
+          <w:rFonts w:asciiTheme="majorHAnsi" w:hAnsiTheme="majorHAnsi" w:cstheme="majorHAnsi"/>
+          <w:sz w:val="24"/>
+          <w:szCs w:val="24"/>
+          <w:lang w:val="en-US"/>
+        </w:rPr>
+        <w:drawing>
+          <wp:inline distT="0" distB="0" distL="0" distR="0" wp14:anchorId="6D2B24FB" wp14:editId="625AD392">
+            <wp:extent cx="2486372" cy="2695951"/>
+            <wp:effectExtent l="19050" t="19050" r="28575" b="28575"/>
+            <wp:docPr id="12" name="Picture 12"/>
+            <wp:cNvGraphicFramePr>
+              <a:graphicFrameLocks xmlns:a="http://schemas.openxmlformats.org/drawingml/2006/main" noChangeAspect="1"/>
+            </wp:cNvGraphicFramePr>
+            <a:graphic xmlns:a="http://schemas.openxmlformats.org/drawingml/2006/main">
+              <a:graphicData uri="http://schemas.openxmlformats.org/drawingml/2006/picture">
+                <pic:pic xmlns:pic="http://schemas.openxmlformats.org/drawingml/2006/picture">
+                  <pic:nvPicPr>
+                    <pic:cNvPr id="1" name=""/>
+                    <pic:cNvPicPr/>
+                  </pic:nvPicPr>
+                  <pic:blipFill>
+                    <a:blip r:embed="rId27"/>
+                    <a:stretch>
+                      <a:fillRect/>
+                    </a:stretch>
+                  </pic:blipFill>
+                  <pic:spPr>
+                    <a:xfrm>
+                      <a:off x="0" y="0"/>
+                      <a:ext cx="2486372" cy="2695951"/>
+                    </a:xfrm>
+                    <a:prstGeom prst="rect">
+                      <a:avLst/>
+                    </a:prstGeom>
+                    <a:ln>
+                      <a:solidFill>
+                        <a:schemeClr val="tx1"/>
+                      </a:solidFill>
+                    </a:ln>
+                  </pic:spPr>
+                </pic:pic>
+              </a:graphicData>
+            </a:graphic>
+          </wp:inline>
+        </w:drawing>
+      </w:r>
+    </w:p>
+    <w:p>
+      <w:pPr>
+        <w:pStyle w:val="BodyText"/>
+        <w:spacing w:before="7"/>
+        <w:rPr>
+          <w:rFonts w:asciiTheme="majorHAnsi" w:hAnsiTheme="majorHAnsi" w:cstheme="majorHAnsi"/>
+          <w:sz w:val="24"/>
+          <w:szCs w:val="24"/>
+          <w:lang w:val="en-US"/>
+        </w:rPr>
+      </w:pPr>
+      <w:r>
+        <w:rPr>
+          <w:rFonts w:asciiTheme="majorHAnsi" w:hAnsiTheme="majorHAnsi" w:cstheme="majorHAnsi"/>
+          <w:sz w:val="24"/>
+          <w:szCs w:val="24"/>
+          <w:lang w:val="en-US"/>
+        </w:rPr>
+        <w:t>− Cuối cùng, đặc biệt quan trọng, ta cần phải chỉnh lại kiểu dữ liệu của bảng</w:t>
+      </w:r>
+    </w:p>
+    <w:p>
+      <w:pPr>
+        <w:pStyle w:val="BodyText"/>
+        <w:spacing w:before="7"/>
+        <w:rPr>
+          <w:rFonts w:asciiTheme="majorHAnsi" w:hAnsiTheme="majorHAnsi" w:cstheme="majorHAnsi"/>
+          <w:sz w:val="24"/>
+          <w:szCs w:val="24"/>
+          <w:lang w:val="en-US"/>
+        </w:rPr>
+      </w:pPr>
+      <w:r>
+        <w:rPr>
+          <w:rFonts w:asciiTheme="majorHAnsi" w:hAnsiTheme="majorHAnsi" w:cstheme="majorHAnsi"/>
+          <w:sz w:val="24"/>
+          <w:szCs w:val="24"/>
+          <w:lang w:val="en-US"/>
+        </w:rPr>
+        <w:t>sao cho tương thích với kiểu dữ liệu trong CSDL.</w:t>
+      </w:r>
+    </w:p>
+    <w:p>
+      <w:pPr>
+        <w:pStyle w:val="BodyText"/>
+        <w:spacing w:before="7"/>
+        <w:rPr>
+          <w:rFonts w:asciiTheme="majorHAnsi" w:hAnsiTheme="majorHAnsi" w:cstheme="majorHAnsi"/>
+          <w:sz w:val="24"/>
+          <w:szCs w:val="24"/>
+          <w:lang w:val="en-US"/>
+        </w:rPr>
+      </w:pPr>
+      <w:r>
+        <w:rPr>
+          <w:rFonts w:asciiTheme="majorHAnsi" w:hAnsiTheme="majorHAnsi" w:cstheme="majorHAnsi"/>
+          <w:sz w:val="24"/>
+          <w:szCs w:val="24"/>
+          <w:lang w:val="en-US"/>
+        </w:rPr>
+        <w:t>− Thêm Item Report vào project. Đổi tên report thành rptSinhVien.rdlc.</w:t>
+      </w:r>
+    </w:p>
+    <w:p>
+      <w:pPr>
+        <w:pStyle w:val="BodyText"/>
+        <w:spacing w:before="7"/>
+        <w:rPr>
+          <w:rFonts w:asciiTheme="majorHAnsi" w:hAnsiTheme="majorHAnsi" w:cstheme="majorHAnsi"/>
+          <w:sz w:val="24"/>
+          <w:szCs w:val="24"/>
+          <w:lang w:val="en-US"/>
+        </w:rPr>
+      </w:pPr>
+      <w:r>
+        <w:rPr>
+          <w:rFonts w:asciiTheme="majorHAnsi" w:hAnsiTheme="majorHAnsi" w:cstheme="majorHAnsi"/>
+          <w:sz w:val="24"/>
+          <w:szCs w:val="24"/>
+          <w:lang w:val="en-US"/>
+        </w:rPr>
+        <w:t>− Chuột phải lên vùng thiết kế trang báo cáo, chọn Insert &gt; Page Header &amp;</w:t>
+      </w:r>
+    </w:p>
+    <w:p>
+      <w:pPr>
+        <w:pStyle w:val="BodyText"/>
+        <w:spacing w:before="7"/>
+        <w:rPr>
+          <w:rFonts w:asciiTheme="majorHAnsi" w:hAnsiTheme="majorHAnsi" w:cstheme="majorHAnsi"/>
+          <w:sz w:val="24"/>
+          <w:szCs w:val="24"/>
+          <w:lang w:val="en-US"/>
+        </w:rPr>
+      </w:pPr>
+      <w:r>
+        <w:rPr>
+          <w:rFonts w:asciiTheme="majorHAnsi" w:hAnsiTheme="majorHAnsi" w:cstheme="majorHAnsi"/>
+          <w:sz w:val="24"/>
+          <w:szCs w:val="24"/>
+          <w:lang w:val="en-US"/>
+        </w:rPr>
+        <w:t>Page Footer để thêm đầu trang và chân trang thiết kế.</w:t>
+      </w:r>
+    </w:p>
+    <w:p>
+      <w:pPr>
+        <w:pStyle w:val="BodyText"/>
+        <w:spacing w:before="7"/>
+        <w:rPr>
+          <w:rFonts w:asciiTheme="majorHAnsi" w:hAnsiTheme="majorHAnsi" w:cstheme="majorHAnsi"/>
+          <w:sz w:val="24"/>
+          <w:szCs w:val="24"/>
+          <w:lang w:val="en-US"/>
+        </w:rPr>
+      </w:pPr>
+      <w:r>
+        <w:rPr>
+          <w:rFonts w:asciiTheme="majorHAnsi" w:hAnsiTheme="majorHAnsi" w:cstheme="majorHAnsi"/>
+          <w:sz w:val="24"/>
+          <w:szCs w:val="24"/>
+          <w:lang w:val="en-US"/>
+        </w:rPr>
+        <w:lastRenderedPageBreak/>
+        <w:drawing>
+          <wp:inline distT="0" distB="0" distL="0" distR="0" wp14:anchorId="3915924C" wp14:editId="1244DD00">
+            <wp:extent cx="3743847" cy="5029902"/>
+            <wp:effectExtent l="19050" t="19050" r="28575" b="18415"/>
+            <wp:docPr id="13" name="Picture 13"/>
+            <wp:cNvGraphicFramePr>
+              <a:graphicFrameLocks xmlns:a="http://schemas.openxmlformats.org/drawingml/2006/main" noChangeAspect="1"/>
+            </wp:cNvGraphicFramePr>
+            <a:graphic xmlns:a="http://schemas.openxmlformats.org/drawingml/2006/main">
+              <a:graphicData uri="http://schemas.openxmlformats.org/drawingml/2006/picture">
+                <pic:pic xmlns:pic="http://schemas.openxmlformats.org/drawingml/2006/picture">
+                  <pic:nvPicPr>
+                    <pic:cNvPr id="1" name=""/>
+                    <pic:cNvPicPr/>
+                  </pic:nvPicPr>
+                  <pic:blipFill>
+                    <a:blip r:embed="rId28"/>
+                    <a:stretch>
+                      <a:fillRect/>
+                    </a:stretch>
+                  </pic:blipFill>
+                  <pic:spPr>
+                    <a:xfrm>
+                      <a:off x="0" y="0"/>
+                      <a:ext cx="3743847" cy="5029902"/>
+                    </a:xfrm>
+                    <a:prstGeom prst="rect">
+                      <a:avLst/>
+                    </a:prstGeom>
+                    <a:ln>
+                      <a:solidFill>
+                        <a:schemeClr val="tx1"/>
+                      </a:solidFill>
+                    </a:ln>
+                  </pic:spPr>
+                </pic:pic>
+              </a:graphicData>
+            </a:graphic>
+          </wp:inline>
+        </w:drawing>
+      </w:r>
+    </w:p>
+    <w:p>
+      <w:pPr>
+        <w:pStyle w:val="BodyText"/>
+        <w:spacing w:before="7"/>
+        <w:rPr>
+          <w:rFonts w:asciiTheme="majorHAnsi" w:hAnsiTheme="majorHAnsi" w:cstheme="majorHAnsi"/>
+          <w:sz w:val="24"/>
+          <w:szCs w:val="24"/>
+          <w:lang w:val="en-US"/>
+        </w:rPr>
+      </w:pPr>
+      <w:r>
+        <w:rPr>
+          <w:rFonts w:asciiTheme="majorHAnsi" w:hAnsiTheme="majorHAnsi" w:cstheme="majorHAnsi"/>
+          <w:sz w:val="24"/>
+          <w:szCs w:val="24"/>
+          <w:lang w:val="en-US"/>
+        </w:rPr>
+        <w:t>− Tại đây, ta có thiết kế cho Header và Footer bằng cách thêm Textbox,</w:t>
+      </w:r>
+    </w:p>
+    <w:p>
+      <w:pPr>
+        <w:pStyle w:val="BodyText"/>
+        <w:spacing w:before="7"/>
+        <w:rPr>
+          <w:rFonts w:asciiTheme="majorHAnsi" w:hAnsiTheme="majorHAnsi" w:cstheme="majorHAnsi"/>
+          <w:sz w:val="24"/>
+          <w:szCs w:val="24"/>
+          <w:lang w:val="en-US"/>
+        </w:rPr>
+      </w:pPr>
+      <w:r>
+        <w:rPr>
+          <w:rFonts w:asciiTheme="majorHAnsi" w:hAnsiTheme="majorHAnsi" w:cstheme="majorHAnsi"/>
+          <w:sz w:val="24"/>
+          <w:szCs w:val="24"/>
+          <w:lang w:val="en-US"/>
+        </w:rPr>
+        <w:t>Image, Datetime, ...</w:t>
+      </w:r>
+    </w:p>
+    <w:p>
+      <w:pPr>
+        <w:pStyle w:val="BodyText"/>
+        <w:spacing w:before="7"/>
+        <w:rPr>
+          <w:rFonts w:asciiTheme="majorHAnsi" w:hAnsiTheme="majorHAnsi" w:cstheme="majorHAnsi"/>
+          <w:sz w:val="24"/>
+          <w:szCs w:val="24"/>
+          <w:lang w:val="en-US"/>
+        </w:rPr>
+      </w:pPr>
+      <w:r>
+        <w:rPr>
+          <w:rFonts w:asciiTheme="majorHAnsi" w:hAnsiTheme="majorHAnsi" w:cstheme="majorHAnsi"/>
+          <w:sz w:val="24"/>
+          <w:szCs w:val="24"/>
+          <w:lang w:val="en-US"/>
+        </w:rPr>
+        <w:drawing>
+          <wp:inline distT="0" distB="0" distL="0" distR="0" wp14:anchorId="4E0CB125" wp14:editId="1A8A13BF">
+            <wp:extent cx="3086531" cy="1762371"/>
+            <wp:effectExtent l="19050" t="19050" r="19050" b="28575"/>
+            <wp:docPr id="14" name="Picture 14"/>
+            <wp:cNvGraphicFramePr>
+              <a:graphicFrameLocks xmlns:a="http://schemas.openxmlformats.org/drawingml/2006/main" noChangeAspect="1"/>
+            </wp:cNvGraphicFramePr>
+            <a:graphic xmlns:a="http://schemas.openxmlformats.org/drawingml/2006/main">
+              <a:graphicData uri="http://schemas.openxmlformats.org/drawingml/2006/picture">
+                <pic:pic xmlns:pic="http://schemas.openxmlformats.org/drawingml/2006/picture">
+                  <pic:nvPicPr>
+                    <pic:cNvPr id="1" name=""/>
+                    <pic:cNvPicPr/>
+                  </pic:nvPicPr>
+                  <pic:blipFill>
+                    <a:blip r:embed="rId29"/>
+                    <a:stretch>
+                      <a:fillRect/>
+                    </a:stretch>
+                  </pic:blipFill>
+                  <pic:spPr>
+                    <a:xfrm>
+                      <a:off x="0" y="0"/>
+                      <a:ext cx="3086531" cy="1762371"/>
+                    </a:xfrm>
+                    <a:prstGeom prst="rect">
+                      <a:avLst/>
+                    </a:prstGeom>
+                    <a:ln>
+                      <a:solidFill>
+                        <a:schemeClr val="tx1"/>
+                      </a:solidFill>
+                    </a:ln>
+                  </pic:spPr>
+                </pic:pic>
+              </a:graphicData>
+            </a:graphic>
+          </wp:inline>
+        </w:drawing>
+      </w:r>
+    </w:p>
+    <w:p>
+      <w:pPr>
+        <w:pStyle w:val="BodyText"/>
+        <w:spacing w:before="7"/>
+        <w:rPr>
+          <w:rFonts w:asciiTheme="majorHAnsi" w:hAnsiTheme="majorHAnsi" w:cstheme="majorHAnsi"/>
+          <w:sz w:val="24"/>
+          <w:szCs w:val="24"/>
+          <w:lang w:val="en-US"/>
+        </w:rPr>
+      </w:pPr>
+      <w:r>
+        <w:rPr>
+          <w:rFonts w:asciiTheme="majorHAnsi" w:hAnsiTheme="majorHAnsi" w:cstheme="majorHAnsi"/>
+          <w:sz w:val="24"/>
+          <w:szCs w:val="24"/>
+          <w:lang w:val="en-US"/>
+        </w:rPr>
+        <w:t>Và đây là minh họa:</w:t>
+      </w:r>
+    </w:p>
+    <w:p>
+      <w:pPr>
+        <w:pStyle w:val="BodyText"/>
+        <w:spacing w:before="7"/>
+        <w:rPr>
+          <w:rFonts w:asciiTheme="majorHAnsi" w:hAnsiTheme="majorHAnsi" w:cstheme="majorHAnsi"/>
+          <w:sz w:val="24"/>
+          <w:szCs w:val="24"/>
+          <w:lang w:val="en-US"/>
+        </w:rPr>
+      </w:pPr>
+    </w:p>
+    <w:p>
+      <w:pPr>
+        <w:pStyle w:val="BodyText"/>
+        <w:spacing w:before="7"/>
+        <w:rPr>
+          <w:rFonts w:asciiTheme="majorHAnsi" w:hAnsiTheme="majorHAnsi" w:cstheme="majorHAnsi"/>
+          <w:sz w:val="24"/>
+          <w:szCs w:val="24"/>
+          <w:lang w:val="en-US"/>
+        </w:rPr>
+      </w:pPr>
+      <w:r>
+        <w:rPr>
+          <w:rFonts w:asciiTheme="majorHAnsi" w:hAnsiTheme="majorHAnsi" w:cstheme="majorHAnsi"/>
+          <w:sz w:val="24"/>
+          <w:szCs w:val="24"/>
+          <w:lang w:val="en-US"/>
+        </w:rPr>
+        <w:t>− Còn phần nội dung, ta chuột phải chọn Insert &gt; Table.</w:t>
+      </w:r>
+    </w:p>
+    <w:p>
+      <w:pPr>
+        <w:pStyle w:val="BodyText"/>
+        <w:spacing w:before="7"/>
+        <w:rPr>
+          <w:rFonts w:asciiTheme="majorHAnsi" w:hAnsiTheme="majorHAnsi" w:cstheme="majorHAnsi"/>
+          <w:sz w:val="24"/>
+          <w:szCs w:val="24"/>
+          <w:lang w:val="en-US"/>
+        </w:rPr>
+      </w:pPr>
+      <w:r>
+        <w:rPr>
+          <w:rFonts w:asciiTheme="majorHAnsi" w:hAnsiTheme="majorHAnsi" w:cstheme="majorHAnsi"/>
+          <w:sz w:val="24"/>
+          <w:szCs w:val="24"/>
+          <w:lang w:val="en-US"/>
+        </w:rPr>
+        <w:lastRenderedPageBreak/>
+        <w:drawing>
+          <wp:inline distT="0" distB="0" distL="0" distR="0" wp14:anchorId="2946DE7A" wp14:editId="3134F209">
+            <wp:extent cx="5534797" cy="1571844"/>
+            <wp:effectExtent l="19050" t="19050" r="27940" b="28575"/>
+            <wp:docPr id="18" name="Picture 18"/>
+            <wp:cNvGraphicFramePr>
+              <a:graphicFrameLocks xmlns:a="http://schemas.openxmlformats.org/drawingml/2006/main" noChangeAspect="1"/>
+            </wp:cNvGraphicFramePr>
+            <a:graphic xmlns:a="http://schemas.openxmlformats.org/drawingml/2006/main">
+              <a:graphicData uri="http://schemas.openxmlformats.org/drawingml/2006/picture">
+                <pic:pic xmlns:pic="http://schemas.openxmlformats.org/drawingml/2006/picture">
+                  <pic:nvPicPr>
+                    <pic:cNvPr id="1" name=""/>
+                    <pic:cNvPicPr/>
+                  </pic:nvPicPr>
+                  <pic:blipFill>
+                    <a:blip r:embed="rId30"/>
+                    <a:stretch>
+                      <a:fillRect/>
+                    </a:stretch>
+                  </pic:blipFill>
+                  <pic:spPr>
+                    <a:xfrm>
+                      <a:off x="0" y="0"/>
+                      <a:ext cx="5534797" cy="1571844"/>
+                    </a:xfrm>
+                    <a:prstGeom prst="rect">
+                      <a:avLst/>
+                    </a:prstGeom>
+                    <a:ln>
+                      <a:solidFill>
+                        <a:schemeClr val="tx1"/>
+                      </a:solidFill>
+                    </a:ln>
+                  </pic:spPr>
+                </pic:pic>
+              </a:graphicData>
+            </a:graphic>
+          </wp:inline>
+        </w:drawing>
+      </w:r>
+      <w:r>
+        <w:rPr>
+          <w:rFonts w:asciiTheme="majorHAnsi" w:hAnsiTheme="majorHAnsi" w:cstheme="majorHAnsi"/>
+          <w:sz w:val="24"/>
+          <w:szCs w:val="24"/>
+          <w:lang w:val="en-US"/>
+        </w:rPr>
+        <w:br/>
+      </w:r>
+    </w:p>
+    <w:p>
+      <w:pPr>
+        <w:pStyle w:val="BodyText"/>
+        <w:spacing w:before="7"/>
+        <w:rPr>
+          <w:rFonts w:asciiTheme="majorHAnsi" w:hAnsiTheme="majorHAnsi" w:cstheme="majorHAnsi"/>
+          <w:sz w:val="24"/>
+          <w:szCs w:val="24"/>
+          <w:lang w:val="en-US"/>
+        </w:rPr>
+      </w:pPr>
+      <w:r>
+        <w:rPr>
+          <w:rFonts w:asciiTheme="majorHAnsi" w:hAnsiTheme="majorHAnsi" w:cstheme="majorHAnsi"/>
+          <w:sz w:val="24"/>
+          <w:szCs w:val="24"/>
+          <w:lang w:val="en-US"/>
+        </w:rPr>
+        <w:drawing>
+          <wp:inline distT="0" distB="0" distL="0" distR="0" wp14:anchorId="6B6FB58A" wp14:editId="5C1E2134">
+            <wp:extent cx="2857899" cy="3448531"/>
+            <wp:effectExtent l="19050" t="19050" r="19050" b="19050"/>
+            <wp:docPr id="15" name="Picture 15"/>
+            <wp:cNvGraphicFramePr>
+              <a:graphicFrameLocks xmlns:a="http://schemas.openxmlformats.org/drawingml/2006/main" noChangeAspect="1"/>
+            </wp:cNvGraphicFramePr>
+            <a:graphic xmlns:a="http://schemas.openxmlformats.org/drawingml/2006/main">
+              <a:graphicData uri="http://schemas.openxmlformats.org/drawingml/2006/picture">
+                <pic:pic xmlns:pic="http://schemas.openxmlformats.org/drawingml/2006/picture">
+                  <pic:nvPicPr>
+                    <pic:cNvPr id="1" name=""/>
+                    <pic:cNvPicPr/>
+                  </pic:nvPicPr>
+                  <pic:blipFill>
+                    <a:blip r:embed="rId31"/>
+                    <a:stretch>
+                      <a:fillRect/>
+                    </a:stretch>
+                  </pic:blipFill>
+                  <pic:spPr>
+                    <a:xfrm>
+                      <a:off x="0" y="0"/>
+                      <a:ext cx="2857899" cy="3448531"/>
+                    </a:xfrm>
+                    <a:prstGeom prst="rect">
+                      <a:avLst/>
+                    </a:prstGeom>
+                    <a:ln>
+                      <a:solidFill>
+                        <a:schemeClr val="tx1"/>
+                      </a:solidFill>
+                    </a:ln>
+                  </pic:spPr>
+                </pic:pic>
+              </a:graphicData>
+            </a:graphic>
+          </wp:inline>
+        </w:drawing>
+      </w:r>
+    </w:p>
+    <w:p>
+      <w:pPr>
+        <w:pStyle w:val="BodyText"/>
+        <w:spacing w:before="7"/>
+        <w:rPr>
+          <w:rFonts w:asciiTheme="majorHAnsi" w:hAnsiTheme="majorHAnsi" w:cstheme="majorHAnsi"/>
+          <w:sz w:val="24"/>
+          <w:szCs w:val="24"/>
+          <w:lang w:val="en-US"/>
+        </w:rPr>
+      </w:pPr>
+      <w:r>
+        <w:rPr>
+          <w:rFonts w:asciiTheme="majorHAnsi" w:hAnsiTheme="majorHAnsi" w:cstheme="majorHAnsi"/>
+          <w:sz w:val="24"/>
+          <w:szCs w:val="24"/>
+          <w:lang w:val="en-US"/>
+        </w:rPr>
+        <w:t>− Thiết kế bảng báo cáo như sau:</w:t>
+      </w:r>
+    </w:p>
+    <w:p>
+      <w:pPr>
+        <w:pStyle w:val="BodyText"/>
+        <w:spacing w:before="7"/>
+        <w:rPr>
+          <w:rFonts w:asciiTheme="majorHAnsi" w:hAnsiTheme="majorHAnsi" w:cstheme="majorHAnsi"/>
+          <w:sz w:val="24"/>
+          <w:szCs w:val="24"/>
+          <w:lang w:val="en-US"/>
+        </w:rPr>
+      </w:pPr>
+      <w:r>
+        <w:rPr>
+          <w:rFonts w:ascii="Times New Roman" w:eastAsia="Times New Roman" w:hAnsi="Times New Roman" w:cs="Times New Roman"/>
+          <w:noProof/>
+          <w:sz w:val="20"/>
+        </w:rPr>
+        <w:drawing>
+          <wp:inline distT="0" distB="0" distL="0" distR="0" wp14:anchorId="453DC9B2" wp14:editId="6E6F8C1A">
+            <wp:extent cx="5909310" cy="1644015"/>
+            <wp:effectExtent l="19050" t="19050" r="15240" b="13335"/>
+            <wp:docPr id="17" name="Picture 17"/>
+            <wp:cNvGraphicFramePr>
+              <a:graphicFrameLocks xmlns:a="http://schemas.openxmlformats.org/drawingml/2006/main" noChangeAspect="1"/>
+            </wp:cNvGraphicFramePr>
+            <a:graphic xmlns:a="http://schemas.openxmlformats.org/drawingml/2006/main">
+              <a:graphicData uri="http://schemas.openxmlformats.org/drawingml/2006/picture">
+                <pic:pic xmlns:pic="http://schemas.openxmlformats.org/drawingml/2006/picture">
+                  <pic:nvPicPr>
+                    <pic:cNvPr id="1" name=""/>
+                    <pic:cNvPicPr/>
+                  </pic:nvPicPr>
+                  <pic:blipFill>
+                    <a:blip r:embed="rId32"/>
+                    <a:stretch>
+                      <a:fillRect/>
+                    </a:stretch>
+                  </pic:blipFill>
+                  <pic:spPr>
+                    <a:xfrm>
+                      <a:off x="0" y="0"/>
+                      <a:ext cx="5909310" cy="1644015"/>
+                    </a:xfrm>
+                    <a:prstGeom prst="rect">
+                      <a:avLst/>
+                    </a:prstGeom>
+                    <a:ln>
+                      <a:solidFill>
+                        <a:schemeClr val="tx1"/>
+                      </a:solidFill>
+                    </a:ln>
+                  </pic:spPr>
+                </pic:pic>
+              </a:graphicData>
+            </a:graphic>
+          </wp:inline>
+        </w:drawing>
+      </w:r>
+      <w:r>
+        <w:rPr>
+          <w:rFonts w:asciiTheme="majorHAnsi" w:hAnsiTheme="majorHAnsi" w:cstheme="majorHAnsi"/>
+          <w:sz w:val="24"/>
+          <w:szCs w:val="24"/>
+          <w:lang w:val="en-US"/>
+        </w:rPr>
+        <w:br/>
+      </w:r>
+    </w:p>
+    <w:p>
+      <w:pPr>
+        <w:pStyle w:val="BodyText"/>
+        <w:spacing w:before="7"/>
+        <w:rPr>
+          <w:rFonts w:asciiTheme="majorHAnsi" w:hAnsiTheme="majorHAnsi" w:cstheme="majorHAnsi"/>
+          <w:sz w:val="24"/>
+          <w:szCs w:val="24"/>
+          <w:lang w:val="en-US"/>
+        </w:rPr>
+      </w:pPr>
+      <w:r>
+        <w:rPr>
+          <w:rFonts w:asciiTheme="majorHAnsi" w:hAnsiTheme="majorHAnsi" w:cstheme="majorHAnsi"/>
+          <w:noProof/>
+          <w:sz w:val="24"/>
+          <w:szCs w:val="24"/>
+          <w:lang w:val="en-US"/>
+        </w:rPr>
+        <w:lastRenderedPageBreak/>
+        <mc:AlternateContent>
+          <mc:Choice Requires="wps">
+            <w:drawing>
+              <wp:anchor distT="0" distB="0" distL="114300" distR="114300" simplePos="0" relativeHeight="251659264" behindDoc="0" locked="0" layoutInCell="1" allowOverlap="1" wp14:anchorId="7531F109" wp14:editId="2E474264">
+                <wp:simplePos x="0" y="0"/>
+                <wp:positionH relativeFrom="column">
+                  <wp:posOffset>1382806</wp:posOffset>
+                </wp:positionH>
+                <wp:positionV relativeFrom="paragraph">
+                  <wp:posOffset>2539252</wp:posOffset>
+                </wp:positionV>
+                <wp:extent cx="560294" cy="132229"/>
+                <wp:effectExtent l="0" t="0" r="11430" b="20320"/>
+                <wp:wrapNone/>
+                <wp:docPr id="20" name="Rectangle 20"/>
+                <wp:cNvGraphicFramePr/>
+                <a:graphic xmlns:a="http://schemas.openxmlformats.org/drawingml/2006/main">
+                  <a:graphicData uri="http://schemas.microsoft.com/office/word/2010/wordprocessingShape">
+                    <wps:wsp>
+                      <wps:cNvSpPr/>
+                      <wps:spPr>
+                        <a:xfrm>
+                          <a:off x="0" y="0"/>
+                          <a:ext cx="560294" cy="132229"/>
+                        </a:xfrm>
+                        <a:prstGeom prst="rect">
+                          <a:avLst/>
+                        </a:prstGeom>
+                        <a:solidFill>
+                          <a:schemeClr val="bg1"/>
+                        </a:solidFill>
+                        <a:ln>
+                          <a:solidFill>
+                            <a:schemeClr val="bg1"/>
+                          </a:solidFill>
+                        </a:ln>
+                      </wps:spPr>
+                      <wps:style>
+                        <a:lnRef idx="2">
+                          <a:schemeClr val="accent1">
+                            <a:shade val="15000"/>
+                          </a:schemeClr>
+                        </a:lnRef>
+                        <a:fillRef idx="1">
+                          <a:schemeClr val="accent1"/>
+                        </a:fillRef>
+                        <a:effectRef idx="0">
+                          <a:schemeClr val="accent1"/>
+                        </a:effectRef>
+                        <a:fontRef idx="minor">
+                          <a:schemeClr val="lt1"/>
+                        </a:fontRef>
+                      </wps:style>
+                      <wps:bodyPr rot="0" spcFirstLastPara="0" vertOverflow="overflow" horzOverflow="overflow" vert="horz" wrap="square" lIns="91440" tIns="45720" rIns="91440" bIns="45720" numCol="1" spcCol="0" rtlCol="0" fromWordArt="0" anchor="ctr" anchorCtr="0" forceAA="0" compatLnSpc="1">
+                        <a:prstTxWarp prst="textNoShape">
+                          <a:avLst/>
+                        </a:prstTxWarp>
+                        <a:noAutofit/>
+                      </wps:bodyPr>
+                    </wps:wsp>
+                  </a:graphicData>
+                </a:graphic>
+                <wp14:sizeRelH relativeFrom="margin">
+                  <wp14:pctWidth>0</wp14:pctWidth>
+                </wp14:sizeRelH>
+                <wp14:sizeRelV relativeFrom="margin">
+                  <wp14:pctHeight>0</wp14:pctHeight>
+                </wp14:sizeRelV>
+              </wp:anchor>
+            </w:drawing>
+          </mc:Choice>
+          <mc:Fallback>
+            <w:pict>
+              <v:rect w14:anchorId="2A2FC441" id="Rectangle 20" o:spid="_x0000_s1026" style="position:absolute;margin-left:108.9pt;margin-top:199.95pt;width:44.1pt;height:10.4pt;z-index:251659264;visibility:visible;mso-wrap-style:square;mso-width-percent:0;mso-height-percent:0;mso-wrap-distance-left:9pt;mso-wrap-distance-top:0;mso-wrap-distance-right:9pt;mso-wrap-distance-bottom:0;mso-position-horizontal:absolute;mso-position-horizontal-relative:text;mso-position-vertical:absolute;mso-position-vertical-relative:text;mso-width-percent:0;mso-height-percent:0;mso-width-relative:margin;mso-height-relative:margin;v-text-anchor:middle" o:gfxdata="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" fillcolor="white [3212]" strokecolor="white [3212]" strokeweight="2pt"/>
+            </w:pict>
+          </mc:Fallback>
+        </mc:AlternateContent>
+      </w:r>
+      <w:r>
+        <w:rPr>
+          <w:rFonts w:asciiTheme="majorHAnsi" w:hAnsiTheme="majorHAnsi" w:cstheme="majorHAnsi"/>
+          <w:sz w:val="24"/>
+          <w:szCs w:val="24"/>
+          <w:lang w:val="en-US"/>
+        </w:rPr>
+        <w:drawing>
+          <wp:inline distT="0" distB="0" distL="0" distR="0" wp14:anchorId="4D7610FC" wp14:editId="457684EA">
+            <wp:extent cx="5725324" cy="3372321"/>
+            <wp:effectExtent l="0" t="0" r="0" b="0"/>
+            <wp:docPr id="19" name="Picture 19"/>
+            <wp:cNvGraphicFramePr>
+              <a:graphicFrameLocks xmlns:a="http://schemas.openxmlformats.org/drawingml/2006/main" noChangeAspect="1"/>
+            </wp:cNvGraphicFramePr>
+            <a:graphic xmlns:a="http://schemas.openxmlformats.org/drawingml/2006/main">
+              <a:graphicData uri="http://schemas.openxmlformats.org/drawingml/2006/picture">
+                <pic:pic xmlns:pic="http://schemas.openxmlformats.org/drawingml/2006/picture">
+                  <pic:nvPicPr>
+                    <pic:cNvPr id="1" name=""/>
+                    <pic:cNvPicPr/>
+                  </pic:nvPicPr>
+                  <pic:blipFill>
+                    <a:blip r:embed="rId33"/>
+                    <a:stretch>
+                      <a:fillRect/>
+                    </a:stretch>
+                  </pic:blipFill>
+                  <pic:spPr>
+                    <a:xfrm>
+                      <a:off x="0" y="0"/>
+                      <a:ext cx="5725324" cy="3372321"/>
+                    </a:xfrm>
+                    <a:prstGeom prst="rect">
+                      <a:avLst/>
+                    </a:prstGeom>
+                  </pic:spPr>
+                </pic:pic>
+              </a:graphicData>
+            </a:graphic>
+          </wp:inline>
+        </w:drawing>
+      </w:r>
     </w:p>
     <w:sectPr>
       <w:pgSz w:w="12240" w:h="15840"/>
@@ -2724,7 +4107,7 @@
         </mc:Choice>
         <mc:Fallback>
           <w:pict>
-            <v:shape w14:anchorId="350E4456" id="Graphic 74" o:spid="_x0000_s1026" style="position:absolute;margin-left:500.85pt;margin-top:767.75pt;width:22.6pt;height:25pt;z-index:-251659264;visibility:visible;mso-wrap-style:square;mso-wrap-distance-left:0;mso-wrap-distance-top:0;mso-wrap-distance-right:0;mso-wrap-distance-bottom:0;mso-position-horizontal:absolute;mso-position-horizontal-relative:page;mso-position-vertical:absolute;mso-position-vertical-relative:page;v-text-anchor:top" coordsize="287020,317500" o:gfxdata="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" path="m286512,l,,,316991r286512,l286512,xe" fillcolor="#ec7c30" stroked="f">
+            <v:shape w14:anchorId="296F3AE1" id="Graphic 74" o:spid="_x0000_s1026" style="position:absolute;margin-left:500.85pt;margin-top:767.75pt;width:22.6pt;height:25pt;z-index:-251659264;visibility:visible;mso-wrap-style:square;mso-wrap-distance-left:0;mso-wrap-distance-top:0;mso-wrap-distance-right:0;mso-wrap-distance-bottom:0;mso-position-horizontal:absolute;mso-position-horizontal-relative:page;mso-position-vertical:absolute;mso-position-vertical-relative:page;v-text-anchor:top" coordsize="287020,317500" o:gfxdata="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" path="m286512,l,,,316991r286512,l286512,xe" fillcolor="#ec7c30" stroked="f">
               <v:path arrowok="t"/>
               <w10:wrap anchorx="page" anchory="page"/>
             </v:shape>
